--- a/medical_sapir_whorf/output/manuscript_ja.docx
+++ b/medical_sapir_whorf/output/manuscript_ja.docx
@@ -417,11 +417,38 @@
         <w:jc w:val="center"/>
       </w:pPr>
       <w:r>
-        <w:rPr>
-          <w:i/>
-          <w:sz w:val="20"/>
-        </w:rPr>
-        <w:t>[図1：疾患–病い–病人役割フィードバックモデル]</w:t>
+        <w:drawing>
+          <wp:inline xmlns:a="http://schemas.openxmlformats.org/drawingml/2006/main" xmlns:pic="http://schemas.openxmlformats.org/drawingml/2006/picture">
+            <wp:extent cx="5029200" cy="2998715"/>
+            <wp:docPr id="1" name="Picture 1"/>
+            <wp:cNvGraphicFramePr>
+              <a:graphicFrameLocks noChangeAspect="1"/>
+            </wp:cNvGraphicFramePr>
+            <a:graphic>
+              <a:graphicData uri="http://schemas.openxmlformats.org/drawingml/2006/picture">
+                <pic:pic>
+                  <pic:nvPicPr>
+                    <pic:cNvPr id="0" name="figure1_ja.png"/>
+                    <pic:cNvPicPr/>
+                  </pic:nvPicPr>
+                  <pic:blipFill>
+                    <a:blip r:embed="rId9"/>
+                    <a:stretch>
+                      <a:fillRect/>
+                    </a:stretch>
+                  </pic:blipFill>
+                  <pic:spPr>
+                    <a:xfrm>
+                      <a:off x="0" y="0"/>
+                      <a:ext cx="5029200" cy="2998715"/>
+                    </a:xfrm>
+                    <a:prstGeom prst="rect"/>
+                  </pic:spPr>
+                </pic:pic>
+              </a:graphicData>
+            </a:graphic>
+          </wp:inline>
+        </w:drawing>
       </w:r>
     </w:p>
     <w:p>
@@ -1482,11 +1509,38 @@
         <w:jc w:val="center"/>
       </w:pPr>
       <w:r>
-        <w:rPr>
-          <w:i/>
-          <w:sz w:val="20"/>
-        </w:rPr>
-        <w:t>[図2：提案する分断時系列研究デザイン]</w:t>
+        <w:drawing>
+          <wp:inline xmlns:a="http://schemas.openxmlformats.org/drawingml/2006/main" xmlns:pic="http://schemas.openxmlformats.org/drawingml/2006/picture">
+            <wp:extent cx="5029200" cy="2498082"/>
+            <wp:docPr id="2" name="Picture 2"/>
+            <wp:cNvGraphicFramePr>
+              <a:graphicFrameLocks noChangeAspect="1"/>
+            </wp:cNvGraphicFramePr>
+            <a:graphic>
+              <a:graphicData uri="http://schemas.openxmlformats.org/drawingml/2006/picture">
+                <pic:pic>
+                  <pic:nvPicPr>
+                    <pic:cNvPr id="0" name="figure2_ja.png"/>
+                    <pic:cNvPicPr/>
+                  </pic:nvPicPr>
+                  <pic:blipFill>
+                    <a:blip r:embed="rId10"/>
+                    <a:stretch>
+                      <a:fillRect/>
+                    </a:stretch>
+                  </pic:blipFill>
+                  <pic:spPr>
+                    <a:xfrm>
+                      <a:off x="0" y="0"/>
+                      <a:ext cx="5029200" cy="2498082"/>
+                    </a:xfrm>
+                    <a:prstGeom prst="rect"/>
+                  </pic:spPr>
+                </pic:pic>
+              </a:graphicData>
+            </a:graphic>
+          </wp:inline>
+        </w:drawing>
       </w:r>
     </w:p>
     <w:p>

--- a/medical_sapir_whorf/output/manuscript_ja.docx
+++ b/medical_sapir_whorf/output/manuscript_ja.docx
@@ -129,7 +129,7 @@
         <w:rPr>
           <w:sz w:val="22"/>
         </w:rPr>
-        <w:t xml:space="preserve"> 第二に、ICD-10からICD-11への移行を自然実験として活用することを提案する。特に慢性疼痛の独立章新設（MG30）とバーンアウトの公式分類（QD85）に焦点を当て、分類の変更が臨床実践に測定可能な変化をもたらすか否かを実証的に検証する枠組みを提示する。</w:t>
+        <w:t xml:space="preserve"> さらに、29年間の日本の労災補償データ（1996〜2024年度）を用いた独自の実証分析を提示する。分断時系列分析は、2001年の認定基準改正後に認定件数が3.71倍に増加したことを示し（β = 231.4, p &lt; 0.001）、国際比較では、日本と韓国が多くの西洋諸国より低い生産年齢心血管疾患死亡率にもかかわらず包括的な認定制度を有する唯一の国であることを明らかにし、診断カテゴリーが臨床的インフラストラクチャーを反映するのではなく創出することを支持する。第二に、ICD-10からICD-11への移行を前向きの自然実験として活用することを提案する。特に慢性疼痛（MG30）とバーンアウト（QD85）に焦点を当てる。</w:t>
       </w:r>
       <w:r>
         <w:rPr>
@@ -1138,6 +1138,207 @@
     </w:p>
     <w:p>
       <w:pPr>
+        <w:pStyle w:val="Heading2"/>
+      </w:pPr>
+      <w:r>
+        <w:t>過労死認定の分断時系列分析</w:t>
+      </w:r>
+    </w:p>
+    <w:p>
+      <w:pPr/>
+      <w:r>
+        <w:rPr>
+          <w:sz w:val="22"/>
+        </w:rPr>
+        <w:t>この効果をより精密に定量化するため、厚生労働省の脳・心臓疾患労災補償状況年次報告から29年間の労災補償データ（1996〜2024年度）を編纂した。</w:t>
+      </w:r>
+      <w:r>
+        <w:rPr>
+          <w:sz w:val="16"/>
+          <w:vertAlign w:val="superscript"/>
+        </w:rPr>
+        <w:t>32</w:t>
+      </w:r>
+      <w:r>
+        <w:rPr>
+          <w:sz w:val="22"/>
+        </w:rPr>
+        <w:t xml:space="preserve"> 2001年12月の認定基準改正を主要介入点とする分断時系列（ITS）分析をセグメント回帰により実施した。2001年改正は「80時間ルール」を導入し、労働関連心血管疾患の認定適格性を大幅に拡大した。</w:t>
+      </w:r>
+    </w:p>
+    <w:p>
+      <w:pPr/>
+      <w:r>
+        <w:rPr>
+          <w:sz w:val="22"/>
+        </w:rPr>
+        <w:t>結果は顕著である（図3）。ITS回帰は、既存の時間的傾向を統制した上で、認定基準改正直後にβ = 231.4件（p &lt; 0.001）の統計的に有意な水準変化を示した。年間平均認定件数は改正前（1996〜2001年度）の91.7件から、改正直後（2002〜2008年度）の339.9件へと3.71倍に増加した。認定率（認定件数／請求件数）は17.1%から39.6%に急上昇した。二標本t検定はこの差が高度に有意であることを確認した（t = 14.1, p &lt; 0.0001）。注目すべきは、負の傾斜変化（β = −17.2, p = 0.040）が、初期の急増後の基線への漸進的回帰を示していることであり、これは以前認識されなかった症例の「追いつき」効果とそれに続く安定化に一致する。</w:t>
+      </w:r>
+    </w:p>
+    <w:p>
+      <w:pPr/>
+      <w:r>
+        <w:rPr>
+          <w:sz w:val="22"/>
+        </w:rPr>
+        <w:t>2021年9月の第二次改正は、不規則な勤務形態や心理的ストレスなどの残業時間以外の要因を認定基準に追加したものであり、直近年度（2022〜2024年度：194、216、241件）の緩やかな上昇と関連している。2021年改正後の観察期間はロバストなITS分析には不十分であるが、方向性の変化は医療版サピア＝ウォーフの予測に一致する。すなわち、疾病分類学的境界を拡大すれば、システムが認識する範囲が拡大するのである。</w:t>
+      </w:r>
+    </w:p>
+    <w:p>
+      <w:pPr>
+        <w:jc w:val="center"/>
+      </w:pPr>
+      <w:r>
+        <w:drawing>
+          <wp:inline xmlns:a="http://schemas.openxmlformats.org/drawingml/2006/main" xmlns:pic="http://schemas.openxmlformats.org/drawingml/2006/picture">
+            <wp:extent cx="5029200" cy="4184311"/>
+            <wp:docPr id="2" name="Picture 2"/>
+            <wp:cNvGraphicFramePr>
+              <a:graphicFrameLocks noChangeAspect="1"/>
+            </wp:cNvGraphicFramePr>
+            <a:graphic>
+              <a:graphicData uri="http://schemas.openxmlformats.org/drawingml/2006/picture">
+                <pic:pic>
+                  <pic:nvPicPr>
+                    <pic:cNvPr id="0" name="figure3_karoshi_its_ja.png"/>
+                    <pic:cNvPicPr/>
+                  </pic:nvPicPr>
+                  <pic:blipFill>
+                    <a:blip r:embed="rId10"/>
+                    <a:stretch>
+                      <a:fillRect/>
+                    </a:stretch>
+                  </pic:blipFill>
+                  <pic:spPr>
+                    <a:xfrm>
+                      <a:off x="0" y="0"/>
+                      <a:ext cx="5029200" cy="4184311"/>
+                    </a:xfrm>
+                    <a:prstGeom prst="rect"/>
+                  </pic:spPr>
+                </pic:pic>
+              </a:graphicData>
+            </a:graphic>
+          </wp:inline>
+        </w:drawing>
+      </w:r>
+    </w:p>
+    <w:p>
+      <w:pPr>
+        <w:jc w:val="center"/>
+      </w:pPr>
+      <w:r>
+        <w:rPr>
+          <w:i/>
+          <w:sz w:val="18"/>
+        </w:rPr>
+        <w:t>図3. 過労死の労災認定件数の分断時系列分析（1996〜2024年度）。パネルA：年間認定件数（水色）と死亡件数（赤）、ITS回帰線付き。縦線は2001年および2021年の認定基準改正を示す。パネルB：請求件数と認定率（%）。データソース：厚生労働省「脳・心臓疾患に係る労災補償状況」年次報告。</w:t>
+      </w:r>
+    </w:p>
+    <w:p>
+      <w:pPr>
+        <w:pStyle w:val="Heading2"/>
+      </w:pPr>
+      <w:r>
+        <w:t>国際比較：診断カテゴリーがインフラストラクチャーを創出する</w:t>
+      </w:r>
+    </w:p>
+    <w:p>
+      <w:pPr/>
+      <w:r>
+        <w:rPr>
+          <w:sz w:val="22"/>
+        </w:rPr>
+        <w:t>医療版サピア＝ウォーフ仮説が正しければ、労働関連心血管疾患の国際的認定パターンは、基礎疾患負荷ではなく過労死類似の診断カテゴリーの有無と相関するはずである。この予測を検証するため、WHO死亡データベースから8カ国の生産年齢人口（25〜64歳）の心血管疾患死亡率を比較した（図4）。</w:t>
+      </w:r>
+      <w:r>
+        <w:rPr>
+          <w:sz w:val="16"/>
+          <w:vertAlign w:val="superscript"/>
+        </w:rPr>
+        <w:t>33</w:t>
+      </w:r>
+      <w:r>
+        <w:rPr>
+          <w:sz w:val="22"/>
+        </w:rPr>
+      </w:r>
+    </w:p>
+    <w:p>
+      <w:pPr/>
+      <w:r>
+        <w:rPr>
+          <w:sz w:val="22"/>
+        </w:rPr>
+        <w:t>結果は仮説を支持する。日本と韓国——包括的な過労死／過労死（과로사, gwarosa）認定制度を有する唯一の二カ国——は、比較対象国の中で最も低い生産年齢心血管疾患死亡率を示す（それぞれ10万人対23.0および28.0）。対照的に、心血管疾患死亡率がより高い国（例：米国57.0、ドイツ37.0、英国34.6/10万人）では、労働関連心血管死の体系的認定制度は非常に限定的であるか存在しない。</w:t>
+      </w:r>
+      <w:r>
+        <w:rPr>
+          <w:sz w:val="16"/>
+          <w:vertAlign w:val="superscript"/>
+        </w:rPr>
+        <w:t>34</w:t>
+      </w:r>
+      <w:r>
+        <w:rPr>
+          <w:sz w:val="22"/>
+        </w:rPr>
+        <w:t xml:space="preserve"> 日本は年間約200〜300件の労働関連心血管疾患を認定するが、同等の西洋諸国では10件未満である。この逆説——より低い疾患負荷にもかかわらずはるかに高い認定——は、まさに医療版サピア＝ウォーフ仮説が予測するものである。診断カテゴリーが基礎疾患の発生率とは独立に、認定のための制度的インフラストラクチャーを創出するのである。</w:t>
+      </w:r>
+    </w:p>
+    <w:p>
+      <w:pPr>
+        <w:jc w:val="center"/>
+      </w:pPr>
+      <w:r>
+        <w:drawing>
+          <wp:inline xmlns:a="http://schemas.openxmlformats.org/drawingml/2006/main" xmlns:pic="http://schemas.openxmlformats.org/drawingml/2006/picture">
+            <wp:extent cx="5029200" cy="2131017"/>
+            <wp:docPr id="3" name="Picture 3"/>
+            <wp:cNvGraphicFramePr>
+              <a:graphicFrameLocks noChangeAspect="1"/>
+            </wp:cNvGraphicFramePr>
+            <a:graphic>
+              <a:graphicData uri="http://schemas.openxmlformats.org/drawingml/2006/picture">
+                <pic:pic>
+                  <pic:nvPicPr>
+                    <pic:cNvPr id="0" name="figure4_international_cvd_ja.png"/>
+                    <pic:cNvPicPr/>
+                  </pic:nvPicPr>
+                  <pic:blipFill>
+                    <a:blip r:embed="rId11"/>
+                    <a:stretch>
+                      <a:fillRect/>
+                    </a:stretch>
+                  </pic:blipFill>
+                  <pic:spPr>
+                    <a:xfrm>
+                      <a:off x="0" y="0"/>
+                      <a:ext cx="5029200" cy="2131017"/>
+                    </a:xfrm>
+                    <a:prstGeom prst="rect"/>
+                  </pic:spPr>
+                </pic:pic>
+              </a:graphicData>
+            </a:graphic>
+          </wp:inline>
+        </w:drawing>
+      </w:r>
+    </w:p>
+    <w:p>
+      <w:pPr>
+        <w:jc w:val="center"/>
+      </w:pPr>
+      <w:r>
+        <w:rPr>
+          <w:i/>
+          <w:sz w:val="18"/>
+        </w:rPr>
+        <w:t>図4. 生産年齢人口の心血管疾患死亡率と職業性心血管疾患認定制度の国際比較。パネルA：国別の虚血性心疾患および脳血管疾患死亡率（10万人対、25〜64歳）。赤字は過労死類似の認定制度を有する国。パネルB：労働関連心血管疾患認定制度の水準と年間認定件数。データソース：WHO死亡データベース、各国労働統計。</w:t>
+      </w:r>
+    </w:p>
+    <w:p>
+      <w:pPr>
         <w:pStyle w:val="Heading1"/>
       </w:pPr>
       <w:r>
@@ -1512,7 +1713,7 @@
         <w:drawing>
           <wp:inline xmlns:a="http://schemas.openxmlformats.org/drawingml/2006/main" xmlns:pic="http://schemas.openxmlformats.org/drawingml/2006/picture">
             <wp:extent cx="5029200" cy="2498082"/>
-            <wp:docPr id="2" name="Picture 2"/>
+            <wp:docPr id="4" name="Picture 4"/>
             <wp:cNvGraphicFramePr>
               <a:graphicFrameLocks noChangeAspect="1"/>
             </wp:cNvGraphicFramePr>
@@ -1524,7 +1725,7 @@
                     <pic:cNvPicPr/>
                   </pic:nvPicPr>
                   <pic:blipFill>
-                    <a:blip r:embed="rId10"/>
+                    <a:blip r:embed="rId12"/>
                     <a:stretch>
                       <a:fillRect/>
                     </a:stretch>
@@ -1692,7 +1893,7 @@
         <w:rPr>
           <w:sz w:val="22"/>
         </w:rPr>
-        <w:t>我々は医療版サピア＝ウォーフ仮説を提唱した。疾患分類体系は診断的閉鎖、ループ効果、インフラストラクチャー創出、疾病分類学的プラセボのメカニズムを通じて臨床的現実を形成する。過労死の事例は、疾病分類学的概念の有無が同一の生物学的事象に対する医療システムの応答を根本的に変えることを実証する。ICD-10からICD-11への移行は、この仮説を前向きに検証する前例のない機会を提供する。確認されれば、医療版サピア＝ウォーフ仮説は、疾病分類改定が行政的帳簿整理ではなく、医療的現実を再構成する力を持つ臨床的介入として理解されるべきことを含意する。</w:t>
+        <w:t>我々は医療版サピア＝ウォーフ仮説を提唱した。疾患分類体系は診断的閉鎖、ループ効果、インフラストラクチャー創出、疾病分類学的プラセボのメカニズムを通じて臨床的現実を形成する。過労死の事例は、疾病分類学的概念の有無が同一の生物学的事象に対する医療システムの応答を根本的に変えることを実証する。29年間の日本の労災補償データを用いた分断時系列分析は、2001年の認定基準改正後に認定件数が3.71倍に増加したことを示す直接的な実証的証拠を提供し（β = 231.4, p &lt; 0.001）、国際比較は疾患負荷ではなく診断的インフラストラクチャーが認定パターンを決定することを示す。ICD-10からICD-11への移行は、この仮説を前向きに検証する前例のない機会を提供する。医療版サピア＝ウォーフ仮説は、疾病分類改定が行政的帳簿整理ではなく、医療的現実を再構成する力を持つ臨床的介入として理解されるべきことを含意する。</w:t>
       </w:r>
     </w:p>
     <w:p>
@@ -2235,6 +2436,57 @@
         <w:t>Simons RC, Hughes CC, eds. The Culture-Bound Syndromes: Folk Illnesses of Psychiatric and Anthropological Interest. D. Reidel Publishing; 1985.</w:t>
       </w:r>
     </w:p>
+    <w:p>
+      <w:pPr>
+        <w:spacing w:after="40" w:line="276" w:lineRule="auto"/>
+      </w:pPr>
+      <w:r>
+        <w:rPr>
+          <w:sz w:val="20"/>
+        </w:rPr>
+        <w:t xml:space="preserve">32. </w:t>
+      </w:r>
+      <w:r>
+        <w:rPr>
+          <w:sz w:val="20"/>
+        </w:rPr>
+        <w:t>Ministry of Health, Labour and Welfare. Status of Workers’ Compensation for Brain/Cardiovascular Diseases and Mental Disorders (Annual Reports, FY2001–FY2024). Tokyo: MHLW; 2025. https://www.mhlw.go.jp/stf/seisakunitsuite/bunya/koyou_roudou/roudoukijun/rousai/090316_00002.html</w:t>
+      </w:r>
+    </w:p>
+    <w:p>
+      <w:pPr>
+        <w:spacing w:after="40" w:line="276" w:lineRule="auto"/>
+      </w:pPr>
+      <w:r>
+        <w:rPr>
+          <w:sz w:val="20"/>
+        </w:rPr>
+        <w:t xml:space="preserve">33. </w:t>
+      </w:r>
+      <w:r>
+        <w:rPr>
+          <w:sz w:val="20"/>
+        </w:rPr>
+        <w:t>World Health Organization. WHO Mortality Database. Geneva: WHO; 2026. Accessed April 2026. https://www.who.int/data-collections/mortality</w:t>
+      </w:r>
+    </w:p>
+    <w:p>
+      <w:pPr>
+        <w:spacing w:after="40" w:line="276" w:lineRule="auto"/>
+      </w:pPr>
+      <w:r>
+        <w:rPr>
+          <w:sz w:val="20"/>
+        </w:rPr>
+        <w:t xml:space="preserve">34. </w:t>
+      </w:r>
+      <w:r>
+        <w:rPr>
+          <w:sz w:val="20"/>
+        </w:rPr>
+        <w:t>Pega F, Náfrádi B, Momen NC, et al. Global, regional, and national burdens of ischemic heart disease and stroke attributable to exposure to long working hours for 194 countries, 2000–2016: a systematic analysis from the WHO/ILO Joint Estimates of the Work-related Burden of Disease and Injury. Environ Int. 2021;154:106595.</w:t>
+      </w:r>
+    </w:p>
     <w:sectPr>
       <w:pgSz w:w="12240" w:h="15840"/>
       <w:pgMar w:top="1440" w:right="1440" w:bottom="1440" w:left="1440" w:header="720" w:footer="720" w:gutter="0"/>

--- a/medical_sapir_whorf/output/manuscript_ja.docx
+++ b/medical_sapir_whorf/output/manuscript_ja.docx
@@ -100,32 +100,7 @@
         <w:rPr>
           <w:sz w:val="22"/>
         </w:rPr>
-        <w:t>その強い形式（言語決定論）では言語が思考を決定し、弱い形式（言語相対性）では言語が習慣的な思考パターンに影響を与えるが完全には制約しないとする。</w:t>
-      </w:r>
-      <w:r>
-        <w:rPr>
-          <w:sz w:val="16"/>
-          <w:vertAlign w:val="superscript"/>
-        </w:rPr>
-        <w:t>24,25</w:t>
-      </w:r>
-      <w:r>
-        <w:rPr>
-          <w:sz w:val="22"/>
-        </w:rPr>
-        <w:t>強い形式は言語学では大部分が放棄されているが、色彩知覚・空間認知・時間的認知を含む複数の領域において弱い形式を支持する堅固な証拠が存在する。</w:t>
-      </w:r>
-      <w:r>
-        <w:rPr>
-          <w:sz w:val="16"/>
-          <w:vertAlign w:val="superscript"/>
-        </w:rPr>
-        <w:t>24</w:t>
-      </w:r>
-      <w:r>
-        <w:rPr>
-          <w:sz w:val="22"/>
-        </w:rPr>
+        <w:t>この仮説は慣例的に、言語が思考を決定するとする強い形式（言語決定論）と、言語が習慣的な思考パターンに影響を与えるが完全には制約しないとする弱い形式（言語相対性）に区別される。強い形式は言語学では大部分が放棄されているが、弱い形式を支持する堅固な証拠が存在する（2.1節で概観する）。</w:t>
       </w:r>
     </w:p>
     <w:p>
@@ -190,7 +165,7 @@
           <w:sz w:val="16"/>
           <w:vertAlign w:val="superscript"/>
         </w:rPr>
-        <w:t>6,10</w:t>
+        <w:t>6,7</w:t>
       </w:r>
       <w:r>
         <w:rPr>
@@ -260,7 +235,7 @@
           <w:sz w:val="16"/>
           <w:vertAlign w:val="superscript"/>
         </w:rPr>
-        <w:t>24,25</w:t>
+        <w:t>8,9</w:t>
       </w:r>
       <w:r>
         <w:rPr>
@@ -273,7 +248,7 @@
           <w:sz w:val="16"/>
           <w:vertAlign w:val="superscript"/>
         </w:rPr>
-        <w:t>24</w:t>
+        <w:t>8</w:t>
       </w:r>
       <w:r>
         <w:rPr>
@@ -286,7 +261,7 @@
           <w:sz w:val="16"/>
           <w:vertAlign w:val="superscript"/>
         </w:rPr>
-        <w:t>25</w:t>
+        <w:t>9</w:t>
       </w:r>
       <w:r>
         <w:rPr>
@@ -345,7 +320,7 @@
           <w:sz w:val="16"/>
           <w:vertAlign w:val="superscript"/>
         </w:rPr>
-        <w:t>21</w:t>
+        <w:t>10</w:t>
       </w:r>
       <w:r>
         <w:rPr>
@@ -358,7 +333,7 @@
           <w:sz w:val="16"/>
           <w:vertAlign w:val="superscript"/>
         </w:rPr>
-        <w:t>20</w:t>
+        <w:t>11</w:t>
       </w:r>
       <w:r>
         <w:rPr>
@@ -397,7 +372,7 @@
           <w:sz w:val="16"/>
           <w:vertAlign w:val="superscript"/>
         </w:rPr>
-        <w:t>7</w:t>
+        <w:t>12</w:t>
       </w:r>
       <w:r>
         <w:rPr>
@@ -672,7 +647,7 @@
           <w:sz w:val="16"/>
           <w:vertAlign w:val="superscript"/>
         </w:rPr>
-        <w:t>11</w:t>
+        <w:t>13</w:t>
       </w:r>
       <w:r>
         <w:rPr>
@@ -695,7 +670,7 @@
           <w:sz w:val="16"/>
           <w:vertAlign w:val="superscript"/>
         </w:rPr>
-        <w:t>26</w:t>
+        <w:t>14</w:t>
       </w:r>
       <w:r>
         <w:rPr>
@@ -729,7 +704,7 @@
           <w:sz w:val="16"/>
           <w:vertAlign w:val="superscript"/>
         </w:rPr>
-        <w:t>18,19</w:t>
+        <w:t>15,16</w:t>
       </w:r>
       <w:r>
         <w:rPr>
@@ -875,7 +850,7 @@
           <w:sz w:val="16"/>
           <w:vertAlign w:val="superscript"/>
         </w:rPr>
-        <w:t>12</w:t>
+        <w:t>18</w:t>
       </w:r>
       <w:r>
         <w:rPr>
@@ -910,7 +885,7 @@
           <w:sz w:val="16"/>
           <w:vertAlign w:val="superscript"/>
         </w:rPr>
-        <w:t>13,14</w:t>
+        <w:t>19,20</w:t>
       </w:r>
       <w:r>
         <w:rPr>
@@ -938,6 +913,17 @@
         <w:rPr>
           <w:sz w:val="22"/>
         </w:rPr>
+        <w:t>重要なことに、これらの効果は完全なループメカニズム（図2）を体現している。過労死というカテゴリの導入（段階1）は臨床的評価と法医学的認定の実践を再形成し（段階2）、遺族や労働者は突然死や慢性的な疲弊を過労死の枠組みを通じて解釈し、労災補償を請求するようになった（段階3）；その結果生じた認定症例・公式統計・判例が、翻ってカテゴリの診断基準と残業時間閾値の定義・精緻化に用いられた（段階4）——カテゴリを持たない医療システムには構造的に存在しない自己強化的サイクルである。</w:t>
+      </w:r>
+    </w:p>
+    <w:p>
+      <w:pPr>
+        <w:spacing w:after="120" w:line="360" w:lineRule="auto"/>
+      </w:pPr>
+      <w:r>
+        <w:rPr>
+          <w:sz w:val="22"/>
+        </w:rPr>
         <w:t>ICD-11における分類可能な職業的現象としてのバーンアウト（QD85）の収載は、この疾患分類学的革新の部分的な国際的拡散を提供し、NRフレームワークはこのコードを採用する国々が——より小さな規模で——日本で観察された制度的・疫学的パターンを再現し始めると予測する。</w:t>
       </w:r>
       <w:r>
@@ -945,7 +931,7 @@
           <w:sz w:val="16"/>
           <w:vertAlign w:val="superscript"/>
         </w:rPr>
-        <w:t>15,16</w:t>
+        <w:t>21,22</w:t>
       </w:r>
       <w:r>
         <w:rPr>
@@ -972,14 +958,14 @@
         <w:rPr>
           <w:sz w:val="22"/>
         </w:rPr>
-        <w:t>国際疾病分類の大規模改定はNRフレームワークの自然実験を構成する。ICD-10からICD-11への移行はいくつかの疾患分類学的革新を導入し、その効果は前後比較デザインを用いて追跡可能である（表1）。</w:t>
+        <w:t>国際疾病分類の大規模改定はNRフレームワークの自然実験を構成する。ICD-10からICD-11への移行はいくつかの疾患分類学的革新を導入し、その効果は前後比較デザインを用いて追跡可能である；予測1（第5節）はこの論理を検証可能な仮説として定式化する（表1）。</w:t>
       </w:r>
       <w:r>
         <w:rPr>
           <w:sz w:val="16"/>
           <w:vertAlign w:val="superscript"/>
         </w:rPr>
-        <w:t>15,16</w:t>
+        <w:t>21,22</w:t>
       </w:r>
       <w:r>
         <w:rPr>
@@ -1402,12 +1388,36 @@
           <w:sz w:val="16"/>
           <w:vertAlign w:val="superscript"/>
         </w:rPr>
-        <w:t>16</w:t>
+        <w:t>22</w:t>
       </w:r>
       <w:r>
         <w:rPr>
           <w:sz w:val="22"/>
         </w:rPr>
+      </w:r>
+    </w:p>
+    <w:p>
+      <w:pPr>
+        <w:spacing w:after="120" w:line="360" w:lineRule="auto"/>
+      </w:pPr>
+      <w:r>
+        <w:rPr>
+          <w:sz w:val="22"/>
+        </w:rPr>
+        <w:t>ここで述べた動態はICDに固有のものではなく、他の分類体系にも同型の効果が及ぶ。腫瘍学では、TNM病期分類の改定が病期移行——患者を病期間で再分類することで個々の転帰は変わらないのに病期別生存率が見かけ上改善する「ウィル・ロジャース現象」——を生じさせ、これは命題6の集団レベルの効果の明快な一例である。</w:t>
+      </w:r>
+      <w:r>
+        <w:rPr>
+          <w:sz w:val="16"/>
+          <w:vertAlign w:val="superscript"/>
+        </w:rPr>
+        <w:t>23,24</w:t>
+      </w:r>
+      <w:r>
+        <w:rPr>
+          <w:sz w:val="22"/>
+        </w:rPr>
+        <w:t>DSMの版の変遷や、SNOMED CTのような臨床用語体系の拡張もまた、どの状態が臨床的・行政的に可視化されるかを同様に再形成する。したがってNRフレームワークはICDに限らず疾患分類体系一般に適用される。</w:t>
       </w:r>
     </w:p>
     <w:p>
@@ -1449,7 +1459,7 @@
           <w:sz w:val="16"/>
           <w:vertAlign w:val="superscript"/>
         </w:rPr>
-        <w:t>10</w:t>
+        <w:t>7</w:t>
       </w:r>
       <w:r>
         <w:rPr>
@@ -1462,7 +1472,7 @@
           <w:sz w:val="16"/>
           <w:vertAlign w:val="superscript"/>
         </w:rPr>
-        <w:t>30</w:t>
+        <w:t>25</w:t>
       </w:r>
       <w:r>
         <w:rPr>
@@ -1486,7 +1496,7 @@
           <w:sz w:val="16"/>
           <w:vertAlign w:val="superscript"/>
         </w:rPr>
-        <w:t>9</w:t>
+        <w:t>26</w:t>
       </w:r>
       <w:r>
         <w:rPr>
@@ -1569,7 +1579,7 @@
         <w:rPr>
           <w:sz w:val="22"/>
         </w:rPr>
-        <w:t>疾患分類学的相対性フレームワークは、診療と疾患分類学的政策にいくつかの含意を提供する。</w:t>
+        <w:t>これらの予測が支持されれば、疾患分類学的枠組みが臨床疫学に対する測定可能な因果的影響であることが確立され、反証されれば、フレームワークの適用範囲が特定の疾患類型に限定されることが有益に画定される——いずれの結果も学問を前進させる。この経験的課題に加えて、疾患分類学的相対性フレームワークは診療と疾患分類学的政策にいくつかの含意を提供する。</w:t>
       </w:r>
     </w:p>
     <w:p>
@@ -1587,7 +1597,7 @@
           <w:sz w:val="16"/>
           <w:vertAlign w:val="superscript"/>
         </w:rPr>
-        <w:t>8,27</w:t>
+        <w:t>27,28</w:t>
       </w:r>
       <w:r>
         <w:rPr>
@@ -1610,7 +1620,7 @@
           <w:sz w:val="16"/>
           <w:vertAlign w:val="superscript"/>
         </w:rPr>
-        <w:t>22</w:t>
+        <w:t>29</w:t>
       </w:r>
       <w:r>
         <w:rPr>
@@ -1623,7 +1633,7 @@
           <w:sz w:val="16"/>
           <w:vertAlign w:val="superscript"/>
         </w:rPr>
-        <w:t>23</w:t>
+        <w:t>30</w:t>
       </w:r>
       <w:r>
         <w:rPr>
@@ -1646,7 +1656,7 @@
           <w:sz w:val="16"/>
           <w:vertAlign w:val="superscript"/>
         </w:rPr>
-        <w:t>26,29</w:t>
+        <w:t>14,31</w:t>
       </w:r>
       <w:r>
         <w:rPr>
@@ -1669,7 +1679,7 @@
           <w:sz w:val="16"/>
           <w:vertAlign w:val="superscript"/>
         </w:rPr>
-        <w:t>8</w:t>
+        <w:t>27</w:t>
       </w:r>
       <w:r>
         <w:rPr>
@@ -1714,7 +1724,7 @@
           <w:sz w:val="16"/>
           <w:vertAlign w:val="superscript"/>
         </w:rPr>
-        <w:t>27,28</w:t>
+        <w:t>28,32</w:t>
       </w:r>
       <w:r>
         <w:rPr>
@@ -1872,7 +1882,7 @@
         <w:rPr>
           <w:sz w:val="20"/>
         </w:rPr>
-        <w:t>Jutel A. Sociology of diagnosis: a preliminary review. Sociol Health Illn. 2009;31(2):278–99.</w:t>
+        <w:t>Swartz L. Anorexia nervosa as a culture-bound syndrome. Soc Sci Med. 1985;20(7):725–30.</w:t>
       </w:r>
     </w:p>
     <w:p>
@@ -1890,7 +1900,7 @@
         <w:rPr>
           <w:sz w:val="20"/>
         </w:rPr>
-        <w:t>Zachar P, Kendler KS. The philosophy of nosology. Annu Rev Clin Psychol. 2017;13:49–71.</w:t>
+        <w:t>Boroditsky L. Does language shape thought? Mandarin and English speakers' conceptions of time. Cogn Psychol. 2001;43(1):1–22.</w:t>
       </w:r>
     </w:p>
     <w:p>
@@ -1908,7 +1918,7 @@
         <w:rPr>
           <w:sz w:val="20"/>
         </w:rPr>
-        <w:t>Boorse C. Health as a theoretical concept. Philos Sci. 1977;44(4):542–73.</w:t>
+        <w:t>Lupyan G, Bergen B. How language programs the mind. Top Cogn Sci. 2016;8(2):408–24.</w:t>
       </w:r>
     </w:p>
     <w:p>
@@ -1926,7 +1936,7 @@
         <w:rPr>
           <w:sz w:val="20"/>
         </w:rPr>
-        <w:t>Swartz L. Anorexia nervosa as a culture-bound syndrome. Soc Sci Med. 1985;20(7):725–30.</w:t>
+        <w:t>Eisenberg L. Disease and illness: distinctions between professional and popular ideas of sickness. Cult Med Psychiatry. 1977;1(1):9–23.</w:t>
       </w:r>
     </w:p>
     <w:p>
@@ -1944,7 +1954,7 @@
         <w:rPr>
           <w:sz w:val="20"/>
         </w:rPr>
-        <w:t>Michaleff ZA, Glasziou P, Thomas R. Consequences of a diagnostic label: a systematic scoping review and thematic framework. Front Public Health. 2021;9:725877.</w:t>
+        <w:t>Fabrega H Jr. Disease and social behavior: an interdisciplinary perspective. Cambridge (MA): MIT Press; 1974.</w:t>
       </w:r>
     </w:p>
     <w:p>
@@ -1962,7 +1972,7 @@
         <w:rPr>
           <w:sz w:val="20"/>
         </w:rPr>
-        <w:t>Nickel B, Moynihan R, Barratt A, Brito JP, McCaffery K. Words do matter: a systematic review on how different terminology for the same condition influences management preferences. BMJ Open. 2017;7(7):e014129.</w:t>
+        <w:t>Jutel A. Sociology of diagnosis: a preliminary review. Sociol Health Illn. 2009;31(2):278–99.</w:t>
       </w:r>
     </w:p>
     <w:p>
@@ -1980,7 +1990,7 @@
         <w:rPr>
           <w:sz w:val="20"/>
         </w:rPr>
-        <w:t>Iwasaki K, Takahashi M, Nakata A. Health problems due to long working hours in Japan: working hours, workers' compensation (karoshi), and preventive measures. Ind Health. 2006;44(4):537–40.</w:t>
+        <w:t>Michaleff ZA, Glasziou P, Thomas R. Consequences of a diagnostic label: a systematic scoping review and thematic framework. Front Public Health. 2021;9:725877.</w:t>
       </w:r>
     </w:p>
     <w:p>
@@ -1998,7 +2008,7 @@
         <w:rPr>
           <w:sz w:val="20"/>
         </w:rPr>
-        <w:t>Nishiyama K, Johnson JV. Karoshi—death from overwork: occupational health consequences of Japanese production management. Int J Health Serv. 1997;27(4):625–41.</w:t>
+        <w:t>Conrad P. The medicalization of society: on the transformation of human conditions into treatable disorders. Baltimore: Johns Hopkins University Press; 2007.</w:t>
       </w:r>
     </w:p>
     <w:p>
@@ -2016,7 +2026,7 @@
         <w:rPr>
           <w:sz w:val="20"/>
         </w:rPr>
-        <w:t>World Health Organization. ICD-11 for Mortality and Morbidity Statistics. Geneva: WHO; 2019.</w:t>
+        <w:t>Tsou JY. Natural kinds, psychiatric classification and the history of the DSM. Hist Psychiatry. 2016;27(4):406–24.</w:t>
       </w:r>
     </w:p>
     <w:p>
@@ -2034,7 +2044,7 @@
         <w:rPr>
           <w:sz w:val="20"/>
         </w:rPr>
-        <w:t>Reed GM, First MB, Kogan CS, et al. Innovations and changes in the ICD-11 classification of mental, behavioural and neurodevelopmental disorders. World Psychiatry. 2019;18(1):3–19.</w:t>
+        <w:t>Cooper R. Classifying madness: a philosophical examination of the Diagnostic and Statistical Manual of Mental Disorders. Dordrecht: Springer; 2005.</w:t>
       </w:r>
     </w:p>
     <w:p>
@@ -2070,7 +2080,7 @@
         <w:rPr>
           <w:sz w:val="20"/>
         </w:rPr>
-        <w:t>Tsou JY. Natural kinds, psychiatric classification and the history of the DSM. Hist Psychiatry. 2016;27(4):406–24.</w:t>
+        <w:t>Nickel B, Moynihan R, Barratt A, Brito JP, McCaffery K. Words do matter: a systematic review on how different terminology for the same condition influences management preferences. BMJ Open. 2017;7(7):e014129.</w:t>
       </w:r>
     </w:p>
     <w:p>
@@ -2088,7 +2098,7 @@
         <w:rPr>
           <w:sz w:val="20"/>
         </w:rPr>
-        <w:t>Cooper R. Classifying madness: a philosophical examination of the Diagnostic and Statistical Manual of Mental Disorders. Dordrecht: Springer; 2005.</w:t>
+        <w:t>Iwasaki K, Takahashi M, Nakata A. Health problems due to long working hours in Japan: working hours, workers' compensation (karoshi), and preventive measures. Ind Health. 2006;44(4):537–40.</w:t>
       </w:r>
     </w:p>
     <w:p>
@@ -2106,7 +2116,7 @@
         <w:rPr>
           <w:sz w:val="20"/>
         </w:rPr>
-        <w:t>Fabrega H Jr. Disease and social behavior: an interdisciplinary perspective. Cambridge (MA): MIT Press; 1974.</w:t>
+        <w:t>Nishiyama K, Johnson JV. Karoshi—death from overwork: occupational health consequences of Japanese production management. Int J Health Serv. 1997;27(4):625–41.</w:t>
       </w:r>
     </w:p>
     <w:p>
@@ -2124,7 +2134,7 @@
         <w:rPr>
           <w:sz w:val="20"/>
         </w:rPr>
-        <w:t>Eisenberg L. Disease and illness: distinctions between professional and popular ideas of sickness. Cult Med Psychiatry. 1977;1(1):9–23.</w:t>
+        <w:t>World Health Organization. ICD-11 for Mortality and Morbidity Statistics. Geneva: WHO; 2019.</w:t>
       </w:r>
     </w:p>
     <w:p>
@@ -2142,7 +2152,7 @@
         <w:rPr>
           <w:sz w:val="20"/>
         </w:rPr>
-        <w:t>Rosenhan DL. On being sane in insane places. Science. 1973;179(4070):250–8.</w:t>
+        <w:t>Reed GM, First MB, Kogan CS, et al. Innovations and changes in the ICD-11 classification of mental, behavioural and neurodevelopmental disorders. World Psychiatry. 2019;18(1):3–19.</w:t>
       </w:r>
     </w:p>
     <w:p>
@@ -2160,7 +2170,7 @@
         <w:rPr>
           <w:sz w:val="20"/>
         </w:rPr>
-        <w:t>Thibault JM, Bhatt DL, Engel GL. The biopsychosocial model: past, present, future. Psychosomatics. 2003;44(4):267–75.</w:t>
+        <w:t>Feinstein AR, Sosin DM, Wells CK. The Will Rogers phenomenon: stage migration and new diagnostic techniques as a source of misleading statistics for survival in cancer. N Engl J Med. 1985;312(25):1604–8.</w:t>
       </w:r>
     </w:p>
     <w:p>
@@ -2178,7 +2188,7 @@
         <w:rPr>
           <w:sz w:val="20"/>
         </w:rPr>
-        <w:t>Boroditsky L. Does language shape thought? Mandarin and English speakers' conceptions of time. Cogn Psychol. 2001;43(1):1–22.</w:t>
+        <w:t>Brierley JD, Gospodarowicz MK, Wittekind C, editors. TNM classification of malignant tumours. 8th ed. Oxford: Wiley Blackwell; 2017.</w:t>
       </w:r>
     </w:p>
     <w:p>
@@ -2196,7 +2206,7 @@
         <w:rPr>
           <w:sz w:val="20"/>
         </w:rPr>
-        <w:t>Lupyan G, Bergen B. How language programs the mind. Top Cogn Sci. 2016;8(2):408–24.</w:t>
+        <w:t>Kirmayer LJ. Cultural variations in the clinical presentation of depression and anxiety: implications for diagnosis and treatment. J Clin Psychiatry. 2001;62 Suppl 13:22–8.</w:t>
       </w:r>
     </w:p>
     <w:p>
@@ -2214,7 +2224,7 @@
         <w:rPr>
           <w:sz w:val="20"/>
         </w:rPr>
-        <w:t>Conrad P. The medicalization of society: on the transformation of human conditions into treatable disorders. Baltimore: Johns Hopkins University Press; 2007.</w:t>
+        <w:t>Boorse C. Health as a theoretical concept. Philos Sci. 1977;44(4):542–73.</w:t>
       </w:r>
     </w:p>
     <w:p>
@@ -2232,7 +2242,7 @@
         <w:rPr>
           <w:sz w:val="20"/>
         </w:rPr>
-        <w:t>Bowker GC, Star SL. Sorting things out: classification and its consequences. Cambridge (MA): MIT Press; 1999.</w:t>
+        <w:t>Zachar P, Kendler KS. The philosophy of nosology. Annu Rev Clin Psychol. 2017;13:49–71.</w:t>
       </w:r>
     </w:p>
     <w:p>
@@ -2250,7 +2260,7 @@
         <w:rPr>
           <w:sz w:val="20"/>
         </w:rPr>
-        <w:t>Craddock N, Owen MJ. The Kraepelinian dichotomy — going, going... but still not gone. Br J Psychiatry. 2010;196(2):92–5.</w:t>
+        <w:t>Bowker GC, Star SL. Sorting things out: classification and its consequences. Cambridge (MA): MIT Press; 1999.</w:t>
       </w:r>
     </w:p>
     <w:p>
@@ -2268,7 +2278,7 @@
         <w:rPr>
           <w:sz w:val="20"/>
         </w:rPr>
-        <w:t>Frances A. Saving normal: an insider's revolt against out-of-control psychiatric diagnosis, DSM-5, Big Pharma, and the medicalization of ordinary life. New York: William Morrow; 2013.</w:t>
+        <w:t>Rosenhan DL. On being sane in insane places. Science. 1973;179(4070):250–8.</w:t>
       </w:r>
     </w:p>
     <w:p>
@@ -2286,7 +2296,43 @@
         <w:rPr>
           <w:sz w:val="20"/>
         </w:rPr>
-        <w:t>Kirmayer LJ. Cultural variations in the clinical presentation of depression and anxiety: implications for diagnosis and treatment. J Clin Psychiatry. 2001;62 Suppl 13:22–8.</w:t>
+        <w:t>Thibault JM, Bhatt DL, Engel GL. The biopsychosocial model: past, present, future. Psychosomatics. 2003;44(4):267–75.</w:t>
+      </w:r>
+    </w:p>
+    <w:p>
+      <w:pPr>
+        <w:spacing w:after="40" w:line="276" w:lineRule="auto"/>
+      </w:pPr>
+      <w:r>
+        <w:rPr>
+          <w:b/>
+          <w:sz w:val="20"/>
+        </w:rPr>
+        <w:t xml:space="preserve">31. </w:t>
+      </w:r>
+      <w:r>
+        <w:rPr>
+          <w:sz w:val="20"/>
+        </w:rPr>
+        <w:t>Frances A. Saving normal: an insider's revolt against out-of-control psychiatric diagnosis, DSM-5, Big Pharma, and the medicalization of ordinary life. New York: William Morrow; 2013.</w:t>
+      </w:r>
+    </w:p>
+    <w:p>
+      <w:pPr>
+        <w:spacing w:after="40" w:line="276" w:lineRule="auto"/>
+      </w:pPr>
+      <w:r>
+        <w:rPr>
+          <w:b/>
+          <w:sz w:val="20"/>
+        </w:rPr>
+        <w:t xml:space="preserve">32. </w:t>
+      </w:r>
+      <w:r>
+        <w:rPr>
+          <w:sz w:val="20"/>
+        </w:rPr>
+        <w:t>Craddock N, Owen MJ. The Kraepelinian dichotomy — going, going... but still not gone. Br J Psychiatry. 2010;196(2):92–5.</w:t>
       </w:r>
     </w:p>
     <w:sectPr>
